--- a/content/member-assets/mobile-headlight-restoration/before-after-proof-kit.docx
+++ b/content/member-assets/mobile-headlight-restoration/before-after-proof-kit.docx
@@ -759,7 +759,7 @@
               <w:pStyle w:val="TableCell"/>
             </w:pPr>
             <w:r>
-              <w:t xml:space="preserve">Pack Snapshot — Buyer: Car owners, used-car sellers, landlords with fleets, and local dealers</w:t>
+              <w:t xml:space="preserve">Pack Snapshot - Buyer: Car owners, used-car sellers, landlords with fleets, and local dealers</w:t>
             </w:r>
           </w:p>
         </w:tc>
@@ -801,7 +801,7 @@
               <w:pStyle w:val="TableCell"/>
             </w:pPr>
             <w:r>
-              <w:t xml:space="preserve">Asset objective — The problem is visible in daylight, the result is easy to show, and many owners want the…</w:t>
+              <w:t xml:space="preserve">Asset objective - The problem is visible in daylight, the result is easy to show, and many owners want the…</w:t>
             </w:r>
           </w:p>
         </w:tc>
@@ -845,7 +845,7 @@
               <w:pStyle w:val="TableCell"/>
             </w:pPr>
             <w:r>
-              <w:t xml:space="preserve">Delivery standards (shared) — This asset is for car owners, used-car sellers, landlords with fleets, and local dealers…</w:t>
+              <w:t xml:space="preserve">Delivery standards (shared) - This asset is for car owners, used-car sellers, landlords with fleets, and local dealers…</w:t>
             </w:r>
           </w:p>
         </w:tc>
@@ -1379,7 +1379,7 @@
     <w:lvl w:ilvl="0">
       <w:start w:val="1"/>
       <w:numFmt w:val="bullet"/>
-      <w:lvlText w:val="–"/>
+      <w:lvlText w:val="-"/>
       <w:pPr>
         <w:ind w:left="540" w:hanging="220"/>
       </w:pPr>

--- a/content/member-assets/mobile-headlight-restoration/before-after-proof-kit.docx
+++ b/content/member-assets/mobile-headlight-restoration/before-after-proof-kit.docx
@@ -673,13 +673,13 @@
         <w:tblLook w:firstRow="1" w:noHBand="0" w:noVBand="1"/>
       </w:tblPr>
       <w:tblGrid>
-        <w:gridCol w:w="1180"/>
-        <w:gridCol w:w="7940"/>
+        <w:gridCol w:w="1500"/>
+        <w:gridCol w:w="7620"/>
       </w:tblGrid>
       <w:tr>
         <w:tc>
           <w:tcPr>
-            <w:tcW w:w="1180" w:type="dxa"/>
+            <w:tcW w:w="1500" w:type="dxa"/>
             <w:shd w:fill="0A0A0A"/>
             <w:tcMar>
               <w:top w:w="120" w:type="dxa"/>
@@ -700,7 +700,7 @@
         </w:tc>
         <w:tc>
           <w:tcPr>
-            <w:tcW w:w="7940" w:type="dxa"/>
+            <w:tcW w:w="7620" w:type="dxa"/>
             <w:shd w:fill="0A0A0A"/>
             <w:tcMar>
               <w:top w:w="120" w:type="dxa"/>
@@ -723,7 +723,7 @@
       <w:tr>
         <w:tc>
           <w:tcPr>
-            <w:tcW w:w="1180" w:type="dxa"/>
+            <w:tcW w:w="1500" w:type="dxa"/>
             <w:shd w:fill="F5F3F1"/>
             <w:tcMar>
               <w:top w:w="120" w:type="dxa"/>
@@ -744,30 +744,30 @@
         </w:tc>
         <w:tc>
           <w:tcPr>
-            <w:tcW w:w="7940" w:type="dxa"/>
-            <w:shd w:fill="F5F3F1"/>
-            <w:tcMar>
-              <w:top w:w="120" w:type="dxa"/>
-              <w:left w:w="150" w:type="dxa"/>
-              <w:bottom w:w="120" w:type="dxa"/>
-              <w:right w:w="150" w:type="dxa"/>
-            </w:tcMar>
-            <w:vAlign w:val="center"/>
-          </w:tcPr>
-          <w:p>
-            <w:pPr>
-              <w:pStyle w:val="TableCell"/>
-            </w:pPr>
-            <w:r>
-              <w:t xml:space="preserve">Pack Snapshot - Buyer: Car owners, used-car sellers, landlords with fleets, and local dealers</w:t>
-            </w:r>
-          </w:p>
-        </w:tc>
-      </w:tr>
-      <w:tr>
-        <w:tc>
-          <w:tcPr>
-            <w:tcW w:w="1180" w:type="dxa"/>
+            <w:tcW w:w="7620" w:type="dxa"/>
+            <w:shd w:fill="F5F3F1"/>
+            <w:tcMar>
+              <w:top w:w="120" w:type="dxa"/>
+              <w:left w:w="150" w:type="dxa"/>
+              <w:bottom w:w="120" w:type="dxa"/>
+              <w:right w:w="150" w:type="dxa"/>
+            </w:tcMar>
+            <w:vAlign w:val="center"/>
+          </w:tcPr>
+          <w:p>
+            <w:pPr>
+              <w:pStyle w:val="TableCell"/>
+            </w:pPr>
+            <w:r>
+              <w:t xml:space="preserve">Before/after photo standard - Shoot both headlights before starting from the same angle, distance, and daylight direction…</w:t>
+            </w:r>
+          </w:p>
+        </w:tc>
+      </w:tr>
+      <w:tr>
+        <w:tc>
+          <w:tcPr>
+            <w:tcW w:w="1500" w:type="dxa"/>
             <w:tcMar>
               <w:top w:w="120" w:type="dxa"/>
               <w:left w:w="150" w:type="dxa"/>
@@ -787,29 +787,29 @@
         </w:tc>
         <w:tc>
           <w:tcPr>
-            <w:tcW w:w="7940" w:type="dxa"/>
-            <w:tcMar>
-              <w:top w:w="120" w:type="dxa"/>
-              <w:left w:w="150" w:type="dxa"/>
-              <w:bottom w:w="120" w:type="dxa"/>
-              <w:right w:w="150" w:type="dxa"/>
-            </w:tcMar>
-            <w:vAlign w:val="center"/>
-          </w:tcPr>
-          <w:p>
-            <w:pPr>
-              <w:pStyle w:val="TableCell"/>
-            </w:pPr>
-            <w:r>
-              <w:t xml:space="preserve">Asset objective - The problem is visible in daylight, the result is easy to show, and many owners want the…</w:t>
-            </w:r>
-          </w:p>
-        </w:tc>
-      </w:tr>
-      <w:tr>
-        <w:tc>
-          <w:tcPr>
-            <w:tcW w:w="1180" w:type="dxa"/>
+            <w:tcW w:w="7620" w:type="dxa"/>
+            <w:tcMar>
+              <w:top w:w="120" w:type="dxa"/>
+              <w:left w:w="150" w:type="dxa"/>
+              <w:bottom w:w="120" w:type="dxa"/>
+              <w:right w:w="150" w:type="dxa"/>
+            </w:tcMar>
+            <w:vAlign w:val="center"/>
+          </w:tcPr>
+          <w:p>
+            <w:pPr>
+              <w:pStyle w:val="TableCell"/>
+            </w:pPr>
+            <w:r>
+              <w:t xml:space="preserve">Proof captions - Private-owner caption: Cloudy plastic headlights cleaned up with sanding, polish, and UV…</w:t>
+            </w:r>
+          </w:p>
+        </w:tc>
+      </w:tr>
+      <w:tr>
+        <w:tc>
+          <w:tcPr>
+            <w:tcW w:w="1500" w:type="dxa"/>
             <w:shd w:fill="F5F3F1"/>
             <w:tcMar>
               <w:top w:w="120" w:type="dxa"/>
@@ -830,7 +830,93 @@
         </w:tc>
         <w:tc>
           <w:tcPr>
-            <w:tcW w:w="7940" w:type="dxa"/>
+            <w:tcW w:w="7620" w:type="dxa"/>
+            <w:shd w:fill="F5F3F1"/>
+            <w:tcMar>
+              <w:top w:w="120" w:type="dxa"/>
+              <w:left w:w="150" w:type="dxa"/>
+              <w:bottom w:w="120" w:type="dxa"/>
+              <w:right w:w="150" w:type="dxa"/>
+            </w:tcMar>
+            <w:vAlign w:val="center"/>
+          </w:tcPr>
+          <w:p>
+            <w:pPr>
+              <w:pStyle w:val="TableCell"/>
+            </w:pPr>
+            <w:r>
+              <w:t xml:space="preserve">Referral messages - Thanks again. If anyone in your street or family has cloudy plastic headlights, I can do…</w:t>
+            </w:r>
+          </w:p>
+        </w:tc>
+      </w:tr>
+      <w:tr>
+        <w:tc>
+          <w:tcPr>
+            <w:tcW w:w="1500" w:type="dxa"/>
+            <w:tcMar>
+              <w:top w:w="120" w:type="dxa"/>
+              <w:left w:w="150" w:type="dxa"/>
+              <w:bottom w:w="120" w:type="dxa"/>
+              <w:right w:w="150" w:type="dxa"/>
+            </w:tcMar>
+            <w:vAlign w:val="center"/>
+          </w:tcPr>
+          <w:p>
+            <w:pPr>
+              <w:pStyle w:val="TableCell"/>
+            </w:pPr>
+            <w:r>
+              <w:t xml:space="preserve">04</w:t>
+            </w:r>
+          </w:p>
+        </w:tc>
+        <w:tc>
+          <w:tcPr>
+            <w:tcW w:w="7620" w:type="dxa"/>
+            <w:tcMar>
+              <w:top w:w="120" w:type="dxa"/>
+              <w:left w:w="150" w:type="dxa"/>
+              <w:bottom w:w="120" w:type="dxa"/>
+              <w:right w:w="150" w:type="dxa"/>
+            </w:tcMar>
+            <w:vAlign w:val="center"/>
+          </w:tcPr>
+          <w:p>
+            <w:pPr>
+              <w:pStyle w:val="TableCell"/>
+            </w:pPr>
+            <w:r>
+              <w:t xml:space="preserve">File naming - Format: client-car-headlight-before-left-date.jpg</w:t>
+            </w:r>
+          </w:p>
+        </w:tc>
+      </w:tr>
+      <w:tr>
+        <w:tc>
+          <w:tcPr>
+            <w:tcW w:w="1500" w:type="dxa"/>
+            <w:shd w:fill="F5F3F1"/>
+            <w:tcMar>
+              <w:top w:w="120" w:type="dxa"/>
+              <w:left w:w="150" w:type="dxa"/>
+              <w:bottom w:w="120" w:type="dxa"/>
+              <w:right w:w="150" w:type="dxa"/>
+            </w:tcMar>
+            <w:vAlign w:val="center"/>
+          </w:tcPr>
+          <w:p>
+            <w:pPr>
+              <w:pStyle w:val="TableCell"/>
+            </w:pPr>
+            <w:r>
+              <w:t xml:space="preserve">05</w:t>
+            </w:r>
+          </w:p>
+        </w:tc>
+        <w:tc>
+          <w:tcPr>
+            <w:tcW w:w="7620" w:type="dxa"/>
             <w:shd w:fill="F5F3F1"/>
             <w:tcMar>
               <w:top w:w="120" w:type="dxa"/>
@@ -888,7 +974,63 @@
         <w:pStyle w:val="Heading1"/>
       </w:pPr>
       <w:r>
-        <w:t xml:space="preserve">01 / Pack Snapshot</w:t>
+        <w:t xml:space="preserve">01 / Before/after photo standard</w:t>
+      </w:r>
+    </w:p>
+    <w:p>
+      <w:pPr>
+        <w:pStyle w:val="ListParagraph"/>
+        <w:numPr>
+          <w:ilvl w:val="0"/>
+          <w:numId w:val="1"/>
+        </w:numPr>
+      </w:pPr>
+      <w:r>
+        <w:t xml:space="preserve">Shoot both headlights before starting from the same angle, distance, and daylight direction you will use after completion.</w:t>
+      </w:r>
+    </w:p>
+    <w:p>
+      <w:pPr>
+        <w:pStyle w:val="ListParagraph"/>
+        <w:numPr>
+          <w:ilvl w:val="0"/>
+          <w:numId w:val="1"/>
+        </w:numPr>
+      </w:pPr>
+      <w:r>
+        <w:t xml:space="preserve">Take one wide front photo, one left headlight close-up, one right headlight close-up, and one angled photo that shows lens haze.</w:t>
+      </w:r>
+    </w:p>
+    <w:p>
+      <w:pPr>
+        <w:pStyle w:val="ListParagraph"/>
+        <w:numPr>
+          <w:ilvl w:val="0"/>
+          <w:numId w:val="1"/>
+        </w:numPr>
+      </w:pPr>
+      <w:r>
+        <w:t xml:space="preserve">Do not over-edit the after photos. Crop, straighten, and label only; the proof should be believable.</w:t>
+      </w:r>
+    </w:p>
+    <w:p>
+      <w:pPr>
+        <w:pStyle w:val="ListParagraph"/>
+        <w:numPr>
+          <w:ilvl w:val="0"/>
+          <w:numId w:val="1"/>
+        </w:numPr>
+      </w:pPr>
+      <w:r>
+        <w:t xml:space="preserve">Ask written permission before posting the car, plate, driveway, owner name, or dealer name.</w:t>
+      </w:r>
+    </w:p>
+    <w:p>
+      <w:pPr>
+        <w:pStyle w:val="Heading1"/>
+      </w:pPr>
+      <w:r>
+        <w:t xml:space="preserve">02 / Proof captions</w:t>
       </w:r>
     </w:p>
     <w:tbl>
@@ -927,7 +1069,7 @@
               <w:pStyle w:val="TableHeader"/>
             </w:pPr>
             <w:r>
-              <w:t xml:space="preserve">Attribute</w:t>
+              <w:t xml:space="preserve">Field</w:t>
             </w:r>
           </w:p>
         </w:tc>
@@ -948,7 +1090,7 @@
               <w:pStyle w:val="TableHeader"/>
             </w:pPr>
             <w:r>
-              <w:t xml:space="preserve">Value</w:t>
+              <w:t xml:space="preserve">Detail</w:t>
             </w:r>
           </w:p>
         </w:tc>
@@ -971,7 +1113,7 @@
               <w:pStyle w:val="TableLabel"/>
             </w:pPr>
             <w:r>
-              <w:t xml:space="preserve">Buyer</w:t>
+              <w:t xml:space="preserve">Private-owner caption</w:t>
             </w:r>
           </w:p>
         </w:tc>
@@ -992,7 +1134,7 @@
               <w:pStyle w:val="TableCell"/>
             </w:pPr>
             <w:r>
-              <w:t xml:space="preserve">Car owners, used-car sellers, landlords with fleets, and local dealers</w:t>
+              <w:t xml:space="preserve">Cloudy plastic headlights cleaned up with sanding, polish, and UV sealant. Some lenses need replacement, but this one was a good restoration candidate.</w:t>
             </w:r>
           </w:p>
         </w:tc>
@@ -1015,7 +1157,7 @@
               <w:pStyle w:val="TableLabel"/>
             </w:pPr>
             <w:r>
-              <w:t xml:space="preserve">Category</w:t>
+              <w:t xml:space="preserve">Used-car seller caption</w:t>
             </w:r>
           </w:p>
         </w:tc>
@@ -1035,7 +1177,7 @@
               <w:pStyle w:val="TableCell"/>
             </w:pPr>
             <w:r>
-              <w:t xml:space="preserve">Local Service</w:t>
+              <w:t xml:space="preserve">Small presentation fix before listing photos. Cleaner lights, clearer look, no claims about roadworthiness or sale price.</w:t>
             </w:r>
           </w:p>
         </w:tc>
@@ -1058,7 +1200,7 @@
               <w:pStyle w:val="TableLabel"/>
             </w:pPr>
             <w:r>
-              <w:t xml:space="preserve">Startup cost</w:t>
+              <w:t xml:space="preserve">Dealer batch caption</w:t>
             </w:r>
           </w:p>
         </w:tc>
@@ -1079,137 +1221,7 @@
               <w:pStyle w:val="TableCell"/>
             </w:pPr>
             <w:r>
-              <w:t xml:space="preserve">$51-$150</w:t>
-            </w:r>
-          </w:p>
-        </w:tc>
-      </w:tr>
-      <w:tr>
-        <w:tc>
-          <w:tcPr>
-            <w:tcW w:w="3000" w:type="dxa"/>
-            <w:shd w:fill="F5F3F1"/>
-            <w:tcMar>
-              <w:top w:w="120" w:type="dxa"/>
-              <w:left w:w="150" w:type="dxa"/>
-              <w:bottom w:w="120" w:type="dxa"/>
-              <w:right w:w="150" w:type="dxa"/>
-            </w:tcMar>
-            <w:vAlign w:val="center"/>
-          </w:tcPr>
-          <w:p>
-            <w:pPr>
-              <w:pStyle w:val="TableLabel"/>
-            </w:pPr>
-            <w:r>
-              <w:t xml:space="preserve">Time to first sale</w:t>
-            </w:r>
-          </w:p>
-        </w:tc>
-        <w:tc>
-          <w:tcPr>
-            <w:tcW w:w="6180" w:type="dxa"/>
-            <w:tcMar>
-              <w:top w:w="120" w:type="dxa"/>
-              <w:left w:w="150" w:type="dxa"/>
-              <w:bottom w:w="120" w:type="dxa"/>
-              <w:right w:w="150" w:type="dxa"/>
-            </w:tcMar>
-            <w:vAlign w:val="center"/>
-          </w:tcPr>
-          <w:p>
-            <w:pPr>
-              <w:pStyle w:val="TableCell"/>
-            </w:pPr>
-            <w:r>
-              <w:t xml:space="preserve">1-7 days</w:t>
-            </w:r>
-          </w:p>
-        </w:tc>
-      </w:tr>
-      <w:tr>
-        <w:tc>
-          <w:tcPr>
-            <w:tcW w:w="3000" w:type="dxa"/>
-            <w:shd w:fill="F5F3F1"/>
-            <w:tcMar>
-              <w:top w:w="120" w:type="dxa"/>
-              <w:left w:w="150" w:type="dxa"/>
-              <w:bottom w:w="120" w:type="dxa"/>
-              <w:right w:w="150" w:type="dxa"/>
-            </w:tcMar>
-            <w:vAlign w:val="center"/>
-          </w:tcPr>
-          <w:p>
-            <w:pPr>
-              <w:pStyle w:val="TableLabel"/>
-            </w:pPr>
-            <w:r>
-              <w:t xml:space="preserve">Difficulty</w:t>
-            </w:r>
-          </w:p>
-        </w:tc>
-        <w:tc>
-          <w:tcPr>
-            <w:tcW w:w="6180" w:type="dxa"/>
-            <w:shd w:fill="F5F3F1"/>
-            <w:tcMar>
-              <w:top w:w="120" w:type="dxa"/>
-              <w:left w:w="150" w:type="dxa"/>
-              <w:bottom w:w="120" w:type="dxa"/>
-              <w:right w:w="150" w:type="dxa"/>
-            </w:tcMar>
-            <w:vAlign w:val="center"/>
-          </w:tcPr>
-          <w:p>
-            <w:pPr>
-              <w:pStyle w:val="TableCell"/>
-            </w:pPr>
-            <w:r>
-              <w:t xml:space="preserve">Easy</w:t>
-            </w:r>
-          </w:p>
-        </w:tc>
-      </w:tr>
-      <w:tr>
-        <w:tc>
-          <w:tcPr>
-            <w:tcW w:w="3000" w:type="dxa"/>
-            <w:shd w:fill="F5F3F1"/>
-            <w:tcMar>
-              <w:top w:w="120" w:type="dxa"/>
-              <w:left w:w="150" w:type="dxa"/>
-              <w:bottom w:w="120" w:type="dxa"/>
-              <w:right w:w="150" w:type="dxa"/>
-            </w:tcMar>
-            <w:vAlign w:val="center"/>
-          </w:tcPr>
-          <w:p>
-            <w:pPr>
-              <w:pStyle w:val="TableLabel"/>
-            </w:pPr>
-            <w:r>
-              <w:t xml:space="preserve">Positioning hook</w:t>
-            </w:r>
-          </w:p>
-        </w:tc>
-        <w:tc>
-          <w:tcPr>
-            <w:tcW w:w="6180" w:type="dxa"/>
-            <w:tcMar>
-              <w:top w:w="120" w:type="dxa"/>
-              <w:left w:w="150" w:type="dxa"/>
-              <w:bottom w:w="120" w:type="dxa"/>
-              <w:right w:w="150" w:type="dxa"/>
-            </w:tcMar>
-            <w:vAlign w:val="center"/>
-          </w:tcPr>
-          <w:p>
-            <w:pPr>
-              <w:pStyle w:val="TableCell"/>
-            </w:pPr>
-            <w:r>
-              <w:t xml:space="preserve">Cloudy headlights are a small fix with obvious before-and-after proof.</w:t>
+              <w:t xml:space="preserve">Batch restoration morning for restorable lenses. Each car gets before/after photos and condition notes.</w:t>
             </w:r>
           </w:p>
         </w:tc>
@@ -1220,7 +1232,7 @@
         <w:pStyle w:val="Heading1"/>
       </w:pPr>
       <w:r>
-        <w:t xml:space="preserve">02 / Asset objective</w:t>
+        <w:t xml:space="preserve">03 / Referral messages</w:t>
       </w:r>
     </w:p>
     <w:p>
@@ -1232,7 +1244,7 @@
         </w:numPr>
       </w:pPr>
       <w:r>
-        <w:t xml:space="preserve">The problem is visible in daylight, the result is easy to show, and many owners want the car to look cleaner before selling, inspecting, or driving at night.</w:t>
+        <w:t xml:space="preserve">Thanks again. If anyone in your street or family has cloudy plastic headlights, I can do the same fixed-price pair while I am nearby.</w:t>
       </w:r>
     </w:p>
     <w:p>
@@ -1244,7 +1256,7 @@
         </w:numPr>
       </w:pPr>
       <w:r>
-        <w:t xml:space="preserve">Keep the promise concrete: Do not promise like-new results, roadworthiness, legal compliance, or permanent restoration. Some lenses need replacement.</w:t>
+        <w:t xml:space="preserve">I am booking two-car household slots this week. If you want the second car checked, send a photo of the lights first and I will tell you if it is restorable.</w:t>
       </w:r>
     </w:p>
     <w:p>
@@ -1256,7 +1268,7 @@
         </w:numPr>
       </w:pPr>
       <w:r>
-        <w:t xml:space="preserve">Use this asset to create a buyer-ready deliverable, not as a generic brainstorming note.</w:t>
+        <w:t xml:space="preserve">For dealers: I can quote a batch rate if you have 3+ cars with restorable plastic headlights and a shaded work area.</w:t>
       </w:r>
     </w:p>
     <w:p>
@@ -1264,7 +1276,51 @@
         <w:pStyle w:val="Heading1"/>
       </w:pPr>
       <w:r>
-        <w:t xml:space="preserve">03 / Delivery standards (shared)</w:t>
+        <w:t xml:space="preserve">04 / File naming</w:t>
+      </w:r>
+    </w:p>
+    <w:p>
+      <w:pPr>
+        <w:pStyle w:val="ListParagraph"/>
+        <w:numPr>
+          <w:ilvl w:val="0"/>
+          <w:numId w:val="1"/>
+        </w:numPr>
+      </w:pPr>
+      <w:r>
+        <w:t xml:space="preserve">Format: client-car-headlight-before-left-date.jpg</w:t>
+      </w:r>
+    </w:p>
+    <w:p>
+      <w:pPr>
+        <w:pStyle w:val="ListParagraph"/>
+        <w:numPr>
+          <w:ilvl w:val="0"/>
+          <w:numId w:val="1"/>
+        </w:numPr>
+      </w:pPr>
+      <w:r>
+        <w:t xml:space="preserve">Format: client-car-headlight-after-left-date.jpg</w:t>
+      </w:r>
+    </w:p>
+    <w:p>
+      <w:pPr>
+        <w:pStyle w:val="ListParagraph"/>
+        <w:numPr>
+          <w:ilvl w:val="0"/>
+          <w:numId w:val="1"/>
+        </w:numPr>
+      </w:pPr>
+      <w:r>
+        <w:t xml:space="preserve">Keep one folder per car with lens condition notes, approval, before photos, after photos, and aftercare message.</w:t>
+      </w:r>
+    </w:p>
+    <w:p>
+      <w:pPr>
+        <w:pStyle w:val="Heading1"/>
+      </w:pPr>
+      <w:r>
+        <w:t xml:space="preserve">05 / Delivery standards (shared)</w:t>
       </w:r>
     </w:p>
     <w:p>
